--- a/demo-data/12_Client_Review_Statement.docx
+++ b/demo-data/12_Client_Review_Statement.docx
@@ -200,6 +200,11 @@
     <w:p>
       <w:r>
         <w:t>Client statement: The information provided in this document is intended to assist with the review of the case materials.</w:t>
+      </w:r>
+    </w:p>
+    <w:p>
+      <w:r>
+        <w:t>Demo Case MG-2026-001 | Document 12 | Synthetic data only</w:t>
       </w:r>
     </w:p>
     <w:sectPr>
